--- a/tests/Тестирование_TIMP-251-372-group-5.docx
+++ b/tests/Тестирование_TIMP-251-372-group-5.docx
@@ -17,8 +17,6 @@
           <w:szCs w:val="28"/>
         </w:rPr>
       </w:pPr>
-      <w:bookmarkStart w:id="0" w:name="_GoBack"/>
-      <w:bookmarkEnd w:id="0"/>
       <w:r>
         <w:rPr>
           <w:rFonts w:ascii="Times New Roman" w:hAnsi="Times New Roman" w:cs="Times New Roman"/>
@@ -3813,7 +3811,7 @@
               <w:rPr>
                 <w:rFonts w:ascii="Times New Roman" w:hAnsi="Times New Roman" w:cs="Times New Roman"/>
               </w:rPr>
-              <w:t>Отправить код на почту</w:t>
+              <w:t>Далее</w:t>
             </w:r>
             <w:r>
               <w:rPr>
@@ -3821,6 +3819,19 @@
               </w:rPr>
               <w:t>»</w:t>
             </w:r>
+            <w:r>
+              <w:rPr>
+                <w:rFonts w:ascii="Times New Roman" w:hAnsi="Times New Roman" w:cs="Times New Roman"/>
+              </w:rPr>
+              <w:t xml:space="preserve"> после ввода </w:t>
+            </w:r>
+            <w:r>
+              <w:rPr>
+                <w:rFonts w:ascii="Times New Roman" w:hAnsi="Times New Roman" w:cs="Times New Roman"/>
+                <w:lang w:val="en-US"/>
+              </w:rPr>
+              <w:t>email</w:t>
+            </w:r>
           </w:p>
         </w:tc>
         <w:tc>
@@ -3856,7 +3867,31 @@
               <w:rPr>
                 <w:rFonts w:ascii="Times New Roman" w:hAnsi="Times New Roman" w:cs="Times New Roman"/>
               </w:rPr>
-              <w:t>Должен начаться запрос на отправку кода</w:t>
+              <w:t xml:space="preserve">Должен начаться </w:t>
+            </w:r>
+            <w:r>
+              <w:rPr>
+                <w:rFonts w:ascii="Times New Roman" w:hAnsi="Times New Roman" w:cs="Times New Roman"/>
+              </w:rPr>
+              <w:t>процесс</w:t>
+            </w:r>
+            <w:r>
+              <w:rPr>
+                <w:rFonts w:ascii="Times New Roman" w:hAnsi="Times New Roman" w:cs="Times New Roman"/>
+              </w:rPr>
+              <w:t xml:space="preserve"> отправк</w:t>
+            </w:r>
+            <w:r>
+              <w:rPr>
+                <w:rFonts w:ascii="Times New Roman" w:hAnsi="Times New Roman" w:cs="Times New Roman"/>
+              </w:rPr>
+              <w:t>и</w:t>
+            </w:r>
+            <w:r>
+              <w:rPr>
+                <w:rFonts w:ascii="Times New Roman" w:hAnsi="Times New Roman" w:cs="Times New Roman"/>
+              </w:rPr>
+              <w:t xml:space="preserve"> кода</w:t>
             </w:r>
           </w:p>
         </w:tc>
@@ -3874,25 +3909,7 @@
               <w:rPr>
                 <w:rFonts w:ascii="Times New Roman" w:hAnsi="Times New Roman" w:cs="Times New Roman"/>
               </w:rPr>
-              <w:t xml:space="preserve">Отображено состояние </w:t>
-            </w:r>
-            <w:r>
-              <w:rPr>
-                <w:rFonts w:ascii="Times New Roman" w:hAnsi="Times New Roman" w:cs="Times New Roman"/>
-              </w:rPr>
-              <w:t>«</w:t>
-            </w:r>
-            <w:r>
-              <w:rPr>
-                <w:rFonts w:ascii="Times New Roman" w:hAnsi="Times New Roman" w:cs="Times New Roman"/>
-              </w:rPr>
-              <w:t>Отправляем… / Ожидаем ответа сервера…</w:t>
-            </w:r>
-            <w:r>
-              <w:rPr>
-                <w:rFonts w:ascii="Times New Roman" w:hAnsi="Times New Roman" w:cs="Times New Roman"/>
-              </w:rPr>
-              <w:t>»</w:t>
+              <w:t>Отображается переход к экрану ввода кода</w:t>
             </w:r>
           </w:p>
         </w:tc>
@@ -3948,7 +3965,7 @@
               <w:rPr>
                 <w:rFonts w:ascii="Times New Roman" w:hAnsi="Times New Roman" w:cs="Times New Roman"/>
               </w:rPr>
-              <w:t>Дождаться ответа сервера после отправки кода</w:t>
+              <w:t>Перейти к вводу кода</w:t>
             </w:r>
           </w:p>
         </w:tc>
@@ -3985,7 +4002,13 @@
               <w:rPr>
                 <w:rFonts w:ascii="Times New Roman" w:hAnsi="Times New Roman" w:cs="Times New Roman"/>
               </w:rPr>
-              <w:t>Должен открыться этап подтверждения кода</w:t>
+              <w:t xml:space="preserve">Должен открыться </w:t>
+            </w:r>
+            <w:r>
+              <w:rPr>
+                <w:rFonts w:ascii="Times New Roman" w:hAnsi="Times New Roman" w:cs="Times New Roman"/>
+              </w:rPr>
+              <w:t>экран подтверждения кода</w:t>
             </w:r>
           </w:p>
         </w:tc>
@@ -4003,7 +4026,19 @@
               <w:rPr>
                 <w:rFonts w:ascii="Times New Roman" w:hAnsi="Times New Roman" w:cs="Times New Roman"/>
               </w:rPr>
-              <w:t xml:space="preserve">Отображено сообщение </w:t>
+              <w:t>Отображ</w:t>
+            </w:r>
+            <w:r>
+              <w:rPr>
+                <w:rFonts w:ascii="Times New Roman" w:hAnsi="Times New Roman" w:cs="Times New Roman"/>
+              </w:rPr>
+              <w:t>ается</w:t>
+            </w:r>
+            <w:r>
+              <w:rPr>
+                <w:rFonts w:ascii="Times New Roman" w:hAnsi="Times New Roman" w:cs="Times New Roman"/>
+              </w:rPr>
+              <w:t xml:space="preserve"> сообщение </w:t>
             </w:r>
             <w:r>
               <w:rPr>
@@ -4021,13 +4056,31 @@
               <w:rPr>
                 <w:rFonts w:ascii="Times New Roman" w:hAnsi="Times New Roman" w:cs="Times New Roman"/>
               </w:rPr>
+              <w:t xml:space="preserve"> на…</w:t>
+            </w:r>
+            <w:r>
+              <w:rPr>
+                <w:rFonts w:ascii="Times New Roman" w:hAnsi="Times New Roman" w:cs="Times New Roman"/>
+              </w:rPr>
               <w:t>»</w:t>
             </w:r>
             <w:r>
               <w:rPr>
                 <w:rFonts w:ascii="Times New Roman" w:hAnsi="Times New Roman" w:cs="Times New Roman"/>
               </w:rPr>
-              <w:t xml:space="preserve">, появилось поле </w:t>
+              <w:t xml:space="preserve"> и </w:t>
+            </w:r>
+            <w:r>
+              <w:rPr>
+                <w:rFonts w:ascii="Times New Roman" w:hAnsi="Times New Roman" w:cs="Times New Roman"/>
+              </w:rPr>
+              <w:t xml:space="preserve">поле </w:t>
+            </w:r>
+            <w:r>
+              <w:rPr>
+                <w:rFonts w:ascii="Times New Roman" w:hAnsi="Times New Roman" w:cs="Times New Roman"/>
+              </w:rPr>
+              <w:t xml:space="preserve">ввода кода </w:t>
             </w:r>
             <w:r>
               <w:rPr>
@@ -4040,30 +4093,6 @@
                 <w:rFonts w:ascii="Times New Roman" w:hAnsi="Times New Roman" w:cs="Times New Roman"/>
               </w:rPr>
               <w:t>Код из письма (6 цифр)</w:t>
-            </w:r>
-            <w:r>
-              <w:rPr>
-                <w:rFonts w:ascii="Times New Roman" w:hAnsi="Times New Roman" w:cs="Times New Roman"/>
-              </w:rPr>
-              <w:t>»</w:t>
-            </w:r>
-            <w:r>
-              <w:rPr>
-                <w:rFonts w:ascii="Times New Roman" w:hAnsi="Times New Roman" w:cs="Times New Roman"/>
-              </w:rPr>
-              <w:t xml:space="preserve"> и кнопка </w:t>
-            </w:r>
-            <w:r>
-              <w:rPr>
-                <w:rFonts w:ascii="Times New Roman" w:hAnsi="Times New Roman" w:cs="Times New Roman"/>
-              </w:rPr>
-              <w:t>«</w:t>
-            </w:r>
-            <w:r>
-              <w:rPr>
-                <w:rFonts w:ascii="Times New Roman" w:hAnsi="Times New Roman" w:cs="Times New Roman"/>
-              </w:rPr>
-              <w:t>Подтвердить код</w:t>
             </w:r>
             <w:r>
               <w:rPr>
@@ -4158,6 +4187,8 @@
               </w:rPr>
               <w:t>email</w:t>
             </w:r>
+            <w:bookmarkStart w:id="0" w:name="_GoBack"/>
+            <w:bookmarkEnd w:id="0"/>
           </w:p>
         </w:tc>
         <w:tc>
@@ -4657,7 +4688,21 @@
               <w:rPr>
                 <w:rFonts w:ascii="Times New Roman" w:hAnsi="Times New Roman" w:cs="Times New Roman"/>
               </w:rPr>
-              <w:t>Поле должно валидироваться, кнопка подтверждения должна быть неактивна</w:t>
+              <w:t xml:space="preserve">Поле должно </w:t>
+            </w:r>
+            <w:proofErr w:type="spellStart"/>
+            <w:r>
+              <w:rPr>
+                <w:rFonts w:ascii="Times New Roman" w:hAnsi="Times New Roman" w:cs="Times New Roman"/>
+              </w:rPr>
+              <w:t>валидироваться</w:t>
+            </w:r>
+            <w:proofErr w:type="spellEnd"/>
+            <w:r>
+              <w:rPr>
+                <w:rFonts w:ascii="Times New Roman" w:hAnsi="Times New Roman" w:cs="Times New Roman"/>
+              </w:rPr>
+              <w:t>, кнопка подтверждения должна быть неактивна</w:t>
             </w:r>
           </w:p>
         </w:tc>
@@ -4675,7 +4720,13 @@
               <w:rPr>
                 <w:rFonts w:ascii="Times New Roman" w:hAnsi="Times New Roman" w:cs="Times New Roman"/>
               </w:rPr>
-              <w:t xml:space="preserve">Ошибка не отображается, кнопка </w:t>
+              <w:t>К</w:t>
+            </w:r>
+            <w:r>
+              <w:rPr>
+                <w:rFonts w:ascii="Times New Roman" w:hAnsi="Times New Roman" w:cs="Times New Roman"/>
+              </w:rPr>
+              <w:t xml:space="preserve">нопка </w:t>
             </w:r>
             <w:r>
               <w:rPr>
@@ -4700,6 +4751,36 @@
                 <w:rFonts w:ascii="Times New Roman" w:hAnsi="Times New Roman" w:cs="Times New Roman"/>
               </w:rPr>
               <w:t xml:space="preserve"> активна</w:t>
+            </w:r>
+            <w:r>
+              <w:rPr>
+                <w:rFonts w:ascii="Times New Roman" w:hAnsi="Times New Roman" w:cs="Times New Roman"/>
+              </w:rPr>
+              <w:t xml:space="preserve">, </w:t>
+            </w:r>
+            <w:r>
+              <w:rPr>
+                <w:rFonts w:ascii="Times New Roman" w:hAnsi="Times New Roman" w:cs="Times New Roman"/>
+              </w:rPr>
+              <w:t xml:space="preserve">при нажатии сообщение </w:t>
+            </w:r>
+            <w:r>
+              <w:rPr>
+                <w:rFonts w:ascii="Times New Roman" w:hAnsi="Times New Roman" w:cs="Times New Roman"/>
+              </w:rPr>
+              <w:t>“</w:t>
+            </w:r>
+            <w:r>
+              <w:rPr>
+                <w:rFonts w:ascii="Times New Roman" w:hAnsi="Times New Roman" w:cs="Times New Roman"/>
+              </w:rPr>
+              <w:t>Код должен содержать 6 цифр.</w:t>
+            </w:r>
+            <w:r>
+              <w:rPr>
+                <w:rFonts w:ascii="Times New Roman" w:hAnsi="Times New Roman" w:cs="Times New Roman"/>
+              </w:rPr>
+              <w:t>”</w:t>
             </w:r>
           </w:p>
         </w:tc>
@@ -4731,6 +4812,7 @@
             <w:pPr>
               <w:rPr>
                 <w:rFonts w:ascii="Times New Roman" w:hAnsi="Times New Roman" w:cs="Times New Roman"/>
+                <w:lang w:val="en-US"/>
               </w:rPr>
             </w:pPr>
             <w:r>
@@ -4786,7 +4868,13 @@
               <w:rPr>
                 <w:rFonts w:ascii="Times New Roman" w:hAnsi="Times New Roman" w:cs="Times New Roman"/>
               </w:rPr>
-              <w:t>123</w:t>
+              <w:t>1</w:t>
+            </w:r>
+            <w:r>
+              <w:rPr>
+                <w:rFonts w:ascii="Times New Roman" w:hAnsi="Times New Roman" w:cs="Times New Roman"/>
+              </w:rPr>
+              <w:t>11111</w:t>
             </w:r>
           </w:p>
         </w:tc>
@@ -4872,6 +4960,7 @@
             <w:pPr>
               <w:rPr>
                 <w:rFonts w:ascii="Times New Roman" w:hAnsi="Times New Roman" w:cs="Times New Roman"/>
+                <w:lang w:val="en-US"/>
               </w:rPr>
             </w:pPr>
             <w:r>
@@ -14240,7 +14329,7 @@
 </file>
 
 <file path=customXml/itemProps1.xml><?xml version="1.0" encoding="utf-8"?>
-<ds:datastoreItem xmlns:ds="http://schemas.openxmlformats.org/officeDocument/2006/customXml" ds:itemID="{6F2E84E1-025B-49B5-9362-E38BDC06D461}">
+<ds:datastoreItem xmlns:ds="http://schemas.openxmlformats.org/officeDocument/2006/customXml" ds:itemID="{FA95966F-9940-4E8C-9315-8A28E380FEE9}">
   <ds:schemaRefs>
     <ds:schemaRef ds:uri="http://schemas.openxmlformats.org/officeDocument/2006/bibliography"/>
   </ds:schemaRefs>
